--- a/Requisitos/CSU09 - Manter Perfil (Restaurante).docx
+++ b/Requisitos/CSU09 - Manter Perfil (Restaurante).docx
@@ -1,6 +1,6 @@
 
 <file path=word/document.xml><?xml version="1.0" encoding="utf-8"?>
-<w:document xmlns:wpc="http://schemas.microsoft.com/office/word/2010/wordprocessingCanvas" xmlns:cx="http://schemas.microsoft.com/office/drawing/2014/chartex" xmlns:cx1="http://schemas.microsoft.com/office/drawing/2015/9/8/chartex" xmlns:cx2="http://schemas.microsoft.com/office/drawing/2015/10/21/chartex" xmlns:cx3="http://schemas.microsoft.com/office/drawing/2016/5/9/chartex" xmlns:cx4="http://schemas.microsoft.com/office/drawing/2016/5/10/chartex" xmlns:cx5="http://schemas.microsoft.com/office/drawing/2016/5/11/chartex" xmlns:cx6="http://schemas.microsoft.com/office/drawing/2016/5/12/chartex" xmlns:cx7="http://schemas.microsoft.com/office/drawing/2016/5/13/chartex" xmlns:cx8="http://schemas.microsoft.com/office/drawing/2016/5/14/chartex" xmlns:mc="http://schemas.openxmlformats.org/markup-compatibility/2006" xmlns:aink="http://schemas.microsoft.com/office/drawing/2016/ink" xmlns:am3d="http://schemas.microsoft.com/office/drawing/2017/model3d" xmlns:o="urn:schemas-microsoft-com:office:office" xmlns:r="http://schemas.openxmlformats.org/officeDocument/2006/relationships" xmlns:m="http://schemas.openxmlformats.org/officeDocument/2006/math" xmlns:v="urn:schemas-microsoft-com:vml" xmlns:wp14="http://schemas.microsoft.com/office/word/2010/wordprocessingDrawing" xmlns:wp="http://schemas.openxmlformats.org/drawingml/2006/wordprocessingDrawing" xmlns:w10="urn:schemas-microsoft-com:office:word" xmlns:w="http://schemas.openxmlformats.org/wordprocessingml/2006/main" xmlns:w14="http://schemas.microsoft.com/office/word/2010/wordml" xmlns:w15="http://schemas.microsoft.com/office/word/2012/wordml" xmlns:w16cex="http://schemas.microsoft.com/office/word/2018/wordml/cex" xmlns:w16cid="http://schemas.microsoft.com/office/word/2016/wordml/cid" xmlns:w16="http://schemas.microsoft.com/office/word/2018/wordml" xmlns:w16se="http://schemas.microsoft.com/office/word/2015/wordml/symex" xmlns:wpg="http://schemas.microsoft.com/office/word/2010/wordprocessingGroup" xmlns:wpi="http://schemas.microsoft.com/office/word/2010/wordprocessingInk" xmlns:wne="http://schemas.microsoft.com/office/word/2006/wordml" xmlns:wps="http://schemas.microsoft.com/office/word/2010/wordprocessingShape" mc:Ignorable="w14 w15 w16se w16cid w16 w16cex wp14">
+<w:document xmlns:wpc="http://schemas.microsoft.com/office/word/2010/wordprocessingCanvas" xmlns:cx="http://schemas.microsoft.com/office/drawing/2014/chartex" xmlns:cx1="http://schemas.microsoft.com/office/drawing/2015/9/8/chartex" xmlns:cx2="http://schemas.microsoft.com/office/drawing/2015/10/21/chartex" xmlns:cx3="http://schemas.microsoft.com/office/drawing/2016/5/9/chartex" xmlns:cx4="http://schemas.microsoft.com/office/drawing/2016/5/10/chartex" xmlns:cx5="http://schemas.microsoft.com/office/drawing/2016/5/11/chartex" xmlns:cx6="http://schemas.microsoft.com/office/drawing/2016/5/12/chartex" xmlns:cx7="http://schemas.microsoft.com/office/drawing/2016/5/13/chartex" xmlns:cx8="http://schemas.microsoft.com/office/drawing/2016/5/14/chartex" xmlns:mc="http://schemas.openxmlformats.org/markup-compatibility/2006" xmlns:aink="http://schemas.microsoft.com/office/drawing/2016/ink" xmlns:am3d="http://schemas.microsoft.com/office/drawing/2017/model3d" xmlns:o="urn:schemas-microsoft-com:office:office" xmlns:oel="http://schemas.microsoft.com/office/2019/extlst" xmlns:r="http://schemas.openxmlformats.org/officeDocument/2006/relationships" xmlns:m="http://schemas.openxmlformats.org/officeDocument/2006/math" xmlns:v="urn:schemas-microsoft-com:vml" xmlns:wp14="http://schemas.microsoft.com/office/word/2010/wordprocessingDrawing" xmlns:wp="http://schemas.openxmlformats.org/drawingml/2006/wordprocessingDrawing" xmlns:w10="urn:schemas-microsoft-com:office:word" xmlns:w="http://schemas.openxmlformats.org/wordprocessingml/2006/main" xmlns:w14="http://schemas.microsoft.com/office/word/2010/wordml" xmlns:w15="http://schemas.microsoft.com/office/word/2012/wordml" xmlns:w16cex="http://schemas.microsoft.com/office/word/2018/wordml/cex" xmlns:w16cid="http://schemas.microsoft.com/office/word/2016/wordml/cid" xmlns:w16="http://schemas.microsoft.com/office/word/2018/wordml" xmlns:w16du="http://schemas.microsoft.com/office/word/2023/wordml/word16du" xmlns:w16sdtdh="http://schemas.microsoft.com/office/word/2020/wordml/sdtdatahash" xmlns:w16sdtfl="http://schemas.microsoft.com/office/word/2024/wordml/sdtformatlock" xmlns:w16se="http://schemas.microsoft.com/office/word/2015/wordml/symex" xmlns:wpg="http://schemas.microsoft.com/office/word/2010/wordprocessingGroup" xmlns:wpi="http://schemas.microsoft.com/office/word/2010/wordprocessingInk" xmlns:wne="http://schemas.microsoft.com/office/word/2006/wordml" xmlns:wps="http://schemas.microsoft.com/office/word/2010/wordprocessingShape" mc:Ignorable="w14 w15 w16se w16cid w16 w16cex w16sdtdh w16sdtfl w16du wp14">
   <w:body>
     <w:p>
       <w:pPr>
@@ -17,25 +17,7 @@
           <w:sz w:val="36"/>
           <w:szCs w:val="36"/>
         </w:rPr>
-        <w:t>CSU0</w:t>
-      </w:r>
-      <w:r>
-        <w:rPr>
-          <w:b/>
-          <w:color w:val="FF0000"/>
-          <w:sz w:val="36"/>
-          <w:szCs w:val="36"/>
-        </w:rPr>
-        <w:t>9</w:t>
-      </w:r>
-      <w:r>
-        <w:rPr>
-          <w:b/>
-          <w:color w:val="FF0000"/>
-          <w:sz w:val="36"/>
-          <w:szCs w:val="36"/>
-        </w:rPr>
-        <w:t xml:space="preserve">: </w:t>
+        <w:t xml:space="preserve">CSU09: </w:t>
       </w:r>
       <w:r>
         <w:rPr>
@@ -209,14 +191,7 @@
                 <w:sz w:val="28"/>
                 <w:szCs w:val="28"/>
               </w:rPr>
-              <w:t xml:space="preserve">O gerente do restaurante pode </w:t>
-            </w:r>
-            <w:r>
-              <w:rPr>
-                <w:sz w:val="28"/>
-                <w:szCs w:val="28"/>
-              </w:rPr>
-              <w:t>gerenciar aspectos visuais e descritivos do estabelecimento</w:t>
+              <w:t>O gerente do restaurante pode gerenciar aspectos visuais e descritivos do estabelecimento</w:t>
             </w:r>
           </w:p>
         </w:tc>
@@ -480,22 +455,46 @@
                 <w:sz w:val="28"/>
                 <w:szCs w:val="28"/>
               </w:rPr>
-              <w:t>Ator seleciona Menu &gt; “Perfil” na tela de menu.(</w:t>
-            </w:r>
+              <w:t xml:space="preserve">Ator seleciona Menu na tela </w:t>
+            </w:r>
+            <w:proofErr w:type="gramStart"/>
+            <w:r>
+              <w:rPr>
+                <w:sz w:val="28"/>
+                <w:szCs w:val="28"/>
+              </w:rPr>
+              <w:t>Inicial</w:t>
+            </w:r>
+            <w:r>
+              <w:rPr>
+                <w:sz w:val="28"/>
+                <w:szCs w:val="28"/>
+              </w:rPr>
+              <w:t>.(</w:t>
+            </w:r>
+            <w:proofErr w:type="gramEnd"/>
             <w:r>
               <w:rPr>
                 <w:color w:val="FF0000"/>
                 <w:sz w:val="28"/>
                 <w:szCs w:val="28"/>
               </w:rPr>
-              <w:t>Tela_W2</w:t>
-            </w:r>
-            <w:r>
-              <w:rPr>
-                <w:sz w:val="28"/>
-                <w:szCs w:val="28"/>
-              </w:rPr>
-              <w:t xml:space="preserve">) </w:t>
+              <w:t>Tela_W</w:t>
+            </w:r>
+            <w:r>
+              <w:rPr>
+                <w:color w:val="FF0000"/>
+                <w:sz w:val="28"/>
+                <w:szCs w:val="28"/>
+              </w:rPr>
+              <w:t>1</w:t>
+            </w:r>
+            <w:r>
+              <w:rPr>
+                <w:sz w:val="28"/>
+                <w:szCs w:val="28"/>
+              </w:rPr>
+              <w:t>)</w:t>
             </w:r>
           </w:p>
           <w:p>
@@ -522,26 +521,46 @@
                 <w:sz w:val="28"/>
                 <w:szCs w:val="28"/>
               </w:rPr>
-              <w:t>Sistema exibe uma tela (</w:t>
-            </w:r>
-            <w:r>
-              <w:rPr>
-                <w:color w:val="FF0000"/>
-                <w:sz w:val="28"/>
-                <w:szCs w:val="28"/>
-              </w:rPr>
-              <w:t>Tela_W0</w:t>
-            </w:r>
-            <w:r>
-              <w:rPr>
-                <w:sz w:val="28"/>
-                <w:szCs w:val="28"/>
-              </w:rPr>
-              <w:t>) com as seguintes opções:</w:t>
-            </w:r>
-          </w:p>
-          <w:p>
-            <w:pPr>
+              <w:t xml:space="preserve">Sistema exibe a tela com </w:t>
+            </w:r>
+            <w:proofErr w:type="gramStart"/>
+            <w:r>
+              <w:rPr>
+                <w:sz w:val="28"/>
+                <w:szCs w:val="28"/>
+              </w:rPr>
+              <w:t>Menu(</w:t>
+            </w:r>
+            <w:proofErr w:type="gramEnd"/>
+            <w:r>
+              <w:rPr>
+                <w:color w:val="EE0000"/>
+                <w:sz w:val="28"/>
+                <w:szCs w:val="28"/>
+              </w:rPr>
+              <w:t>Tela_W2</w:t>
+            </w:r>
+            <w:r>
+              <w:rPr>
+                <w:sz w:val="28"/>
+                <w:szCs w:val="28"/>
+              </w:rPr>
+              <w:t>) e o ator seleciona a opção Perfil</w:t>
+            </w:r>
+            <w:r>
+              <w:rPr>
+                <w:sz w:val="28"/>
+                <w:szCs w:val="28"/>
+              </w:rPr>
+              <w:t xml:space="preserve"> </w:t>
+            </w:r>
+          </w:p>
+          <w:p>
+            <w:pPr>
+              <w:numPr>
+                <w:ilvl w:val="0"/>
+                <w:numId w:val="1"/>
+              </w:numPr>
               <w:pBdr>
                 <w:top w:val="nil"/>
                 <w:left w:val="nil"/>
@@ -549,26 +568,33 @@
                 <w:right w:val="nil"/>
                 <w:between w:val="nil"/>
               </w:pBdr>
+              <w:ind w:left="360"/>
+              <w:rPr>
+                <w:sz w:val="28"/>
+                <w:szCs w:val="28"/>
+              </w:rPr>
+            </w:pPr>
+            <w:r>
+              <w:rPr>
+                <w:sz w:val="28"/>
+                <w:szCs w:val="28"/>
+              </w:rPr>
+              <w:t>Sistema exibe uma tela (</w:t>
+            </w:r>
+            <w:r>
               <w:rPr>
                 <w:color w:val="FF0000"/>
                 <w:sz w:val="28"/>
                 <w:szCs w:val="28"/>
               </w:rPr>
-            </w:pPr>
-            <w:r>
-              <w:rPr>
-                <w:sz w:val="28"/>
-                <w:szCs w:val="28"/>
-              </w:rPr>
-              <w:t xml:space="preserve">       a)Abrir loja: Ver </w:t>
-            </w:r>
-            <w:r>
-              <w:rPr>
-                <w:color w:val="FF0000"/>
-                <w:sz w:val="28"/>
-                <w:szCs w:val="28"/>
-              </w:rPr>
-              <w:t>Seção Abrir Loja</w:t>
+              <w:t>Tela_W0</w:t>
+            </w:r>
+            <w:r>
+              <w:rPr>
+                <w:sz w:val="28"/>
+                <w:szCs w:val="28"/>
+              </w:rPr>
+              <w:t>) com as seguintes opções:</w:t>
             </w:r>
           </w:p>
           <w:p>
@@ -581,6 +607,53 @@
                 <w:between w:val="nil"/>
               </w:pBdr>
               <w:rPr>
+                <w:color w:val="FF0000"/>
+                <w:sz w:val="28"/>
+                <w:szCs w:val="28"/>
+              </w:rPr>
+            </w:pPr>
+            <w:r>
+              <w:rPr>
+                <w:sz w:val="28"/>
+                <w:szCs w:val="28"/>
+              </w:rPr>
+              <w:t xml:space="preserve">       </w:t>
+            </w:r>
+            <w:proofErr w:type="gramStart"/>
+            <w:r>
+              <w:rPr>
+                <w:sz w:val="28"/>
+                <w:szCs w:val="28"/>
+              </w:rPr>
+              <w:t>a)Abrir</w:t>
+            </w:r>
+            <w:proofErr w:type="gramEnd"/>
+            <w:r>
+              <w:rPr>
+                <w:sz w:val="28"/>
+                <w:szCs w:val="28"/>
+              </w:rPr>
+              <w:t xml:space="preserve"> loja: Ver </w:t>
+            </w:r>
+            <w:r>
+              <w:rPr>
+                <w:color w:val="FF0000"/>
+                <w:sz w:val="28"/>
+                <w:szCs w:val="28"/>
+              </w:rPr>
+              <w:t>Seção Abrir Loja</w:t>
+            </w:r>
+          </w:p>
+          <w:p>
+            <w:pPr>
+              <w:pBdr>
+                <w:top w:val="nil"/>
+                <w:left w:val="nil"/>
+                <w:bottom w:val="nil"/>
+                <w:right w:val="nil"/>
+                <w:between w:val="nil"/>
+              </w:pBdr>
+              <w:rPr>
                 <w:color w:val="000000"/>
                 <w:sz w:val="28"/>
                 <w:szCs w:val="28"/>
@@ -591,7 +664,37 @@
                 <w:sz w:val="28"/>
                 <w:szCs w:val="28"/>
               </w:rPr>
-              <w:t xml:space="preserve">       b)Alterar Dados do Restaurante: Ver </w:t>
+              <w:t xml:space="preserve">       </w:t>
+            </w:r>
+            <w:proofErr w:type="gramStart"/>
+            <w:r>
+              <w:rPr>
+                <w:sz w:val="28"/>
+                <w:szCs w:val="28"/>
+              </w:rPr>
+              <w:t>b)</w:t>
+            </w:r>
+            <w:r>
+              <w:rPr>
+                <w:sz w:val="28"/>
+                <w:szCs w:val="28"/>
+              </w:rPr>
+              <w:t>Salvar</w:t>
+            </w:r>
+            <w:proofErr w:type="gramEnd"/>
+            <w:r>
+              <w:rPr>
+                <w:sz w:val="28"/>
+                <w:szCs w:val="28"/>
+              </w:rPr>
+              <w:t xml:space="preserve"> alteração</w:t>
+            </w:r>
+            <w:r>
+              <w:rPr>
+                <w:sz w:val="28"/>
+                <w:szCs w:val="28"/>
+              </w:rPr>
+              <w:t xml:space="preserve">: Ver </w:t>
             </w:r>
             <w:r>
               <w:rPr>
@@ -673,8 +776,17 @@
                 <w:sz w:val="28"/>
                 <w:szCs w:val="28"/>
               </w:rPr>
-              <w:t>: Ator seleciona o botão “Voltar”. Retorna a tela inicial do sistema(</w:t>
-            </w:r>
+              <w:t xml:space="preserve">: Ator seleciona o botão “Voltar”. Retorna a tela inicial do </w:t>
+            </w:r>
+            <w:proofErr w:type="gramStart"/>
+            <w:r>
+              <w:rPr>
+                <w:sz w:val="28"/>
+                <w:szCs w:val="28"/>
+              </w:rPr>
+              <w:t>sistema(</w:t>
+            </w:r>
+            <w:proofErr w:type="gramEnd"/>
             <w:r>
               <w:rPr>
                 <w:color w:val="FF0000"/>
@@ -880,8 +992,17 @@
                 <w:sz w:val="28"/>
                 <w:szCs w:val="28"/>
               </w:rPr>
-              <w:t>2. O sistema exibe a tela de confirmação(</w:t>
-            </w:r>
+              <w:t xml:space="preserve">2. O sistema exibe a tela de </w:t>
+            </w:r>
+            <w:proofErr w:type="gramStart"/>
+            <w:r>
+              <w:rPr>
+                <w:sz w:val="28"/>
+                <w:szCs w:val="28"/>
+              </w:rPr>
+              <w:t>confirmação(</w:t>
+            </w:r>
+            <w:proofErr w:type="gramEnd"/>
             <w:r>
               <w:rPr>
                 <w:color w:val="FF0000"/>
@@ -1003,8 +1124,17 @@
                 <w:sz w:val="28"/>
                 <w:szCs w:val="28"/>
               </w:rPr>
-              <w:t>O Ator seleciona a opção “Não”. Sistema volta para a tela inicial do sistema(</w:t>
-            </w:r>
+              <w:t xml:space="preserve">O Ator seleciona a opção “Não”. Sistema volta para a tela inicial do </w:t>
+            </w:r>
+            <w:proofErr w:type="gramStart"/>
+            <w:r>
+              <w:rPr>
+                <w:sz w:val="28"/>
+                <w:szCs w:val="28"/>
+              </w:rPr>
+              <w:t>sistema(</w:t>
+            </w:r>
+            <w:proofErr w:type="gramEnd"/>
             <w:r>
               <w:rPr>
                 <w:color w:val="FF0000"/>
@@ -1219,8 +1349,17 @@
                 <w:sz w:val="28"/>
                 <w:szCs w:val="28"/>
               </w:rPr>
-              <w:t>4.O Sistema exibe uma tela de confirmação.(</w:t>
-            </w:r>
+              <w:t xml:space="preserve">4.O Sistema exibe uma tela de </w:t>
+            </w:r>
+            <w:proofErr w:type="gramStart"/>
+            <w:r>
+              <w:rPr>
+                <w:sz w:val="28"/>
+                <w:szCs w:val="28"/>
+              </w:rPr>
+              <w:t>confirmação.(</w:t>
+            </w:r>
+            <w:proofErr w:type="gramEnd"/>
             <w:r>
               <w:rPr>
                 <w:color w:val="FF0000"/>
@@ -1410,8 +1549,17 @@
                 <w:sz w:val="28"/>
                 <w:szCs w:val="28"/>
               </w:rPr>
-              <w:t>Linha 4: Ator seleciona a opção “Não”. O sistema volta para a tela de “Perfil”.(</w:t>
-            </w:r>
+              <w:t>Linha 4: Ator seleciona a opção “Não”. O sistema volta para a tela de “Perfil</w:t>
+            </w:r>
+            <w:proofErr w:type="gramStart"/>
+            <w:r>
+              <w:rPr>
+                <w:sz w:val="28"/>
+                <w:szCs w:val="28"/>
+              </w:rPr>
+              <w:t>”.(</w:t>
+            </w:r>
+            <w:proofErr w:type="gramEnd"/>
             <w:r>
               <w:rPr>
                 <w:color w:val="FF0000"/>
@@ -1570,19 +1718,7 @@
               <w:jc w:val="center"/>
             </w:pPr>
             <w:r>
-              <w:t>27</w:t>
-            </w:r>
-            <w:r>
-              <w:t>/0</w:t>
-            </w:r>
-            <w:r>
-              <w:t>8</w:t>
-            </w:r>
-            <w:r>
-              <w:t>/20</w:t>
-            </w:r>
-            <w:r>
-              <w:t>25</w:t>
+              <w:t>27/08/2025</w:t>
             </w:r>
           </w:p>
         </w:tc>
@@ -1745,8 +1881,65 @@
             <w:r>
               <w:t>Adição de Fluxo Alternativo</w:t>
             </w:r>
-            <w:bookmarkStart w:id="0" w:name="_GoBack"/>
-            <w:bookmarkEnd w:id="0"/>
+          </w:p>
+        </w:tc>
+      </w:tr>
+      <w:tr>
+        <w:tc>
+          <w:tcPr>
+            <w:tcW w:w="2628" w:type="dxa"/>
+            <w:tcBorders>
+              <w:top w:val="single" w:sz="4" w:space="0" w:color="000000"/>
+              <w:left w:val="single" w:sz="4" w:space="0" w:color="000000"/>
+              <w:bottom w:val="single" w:sz="4" w:space="0" w:color="000000"/>
+              <w:right w:val="single" w:sz="4" w:space="0" w:color="000000"/>
+            </w:tcBorders>
+          </w:tcPr>
+          <w:p>
+            <w:pPr>
+              <w:jc w:val="center"/>
+            </w:pPr>
+            <w:r>
+              <w:t>07/11/2025</w:t>
+            </w:r>
+          </w:p>
+        </w:tc>
+        <w:tc>
+          <w:tcPr>
+            <w:tcW w:w="1800" w:type="dxa"/>
+            <w:tcBorders>
+              <w:top w:val="single" w:sz="4" w:space="0" w:color="000000"/>
+              <w:left w:val="single" w:sz="4" w:space="0" w:color="000000"/>
+              <w:bottom w:val="single" w:sz="4" w:space="0" w:color="000000"/>
+              <w:right w:val="single" w:sz="4" w:space="0" w:color="000000"/>
+            </w:tcBorders>
+          </w:tcPr>
+          <w:p>
+            <w:pPr>
+              <w:jc w:val="center"/>
+            </w:pPr>
+            <w:r>
+              <w:t>Paulo Henrique</w:t>
+            </w:r>
+          </w:p>
+        </w:tc>
+        <w:tc>
+          <w:tcPr>
+            <w:tcW w:w="6120" w:type="dxa"/>
+            <w:tcBorders>
+              <w:top w:val="single" w:sz="4" w:space="0" w:color="000000"/>
+              <w:left w:val="single" w:sz="4" w:space="0" w:color="000000"/>
+              <w:bottom w:val="single" w:sz="4" w:space="0" w:color="000000"/>
+              <w:right w:val="single" w:sz="4" w:space="0" w:color="000000"/>
+            </w:tcBorders>
+          </w:tcPr>
+          <w:p>
+            <w:pPr>
+              <w:jc w:val="center"/>
+            </w:pPr>
+            <w:r>
+              <w:t>Correção do Fluxo Principal</w:t>
+            </w:r>
           </w:p>
         </w:tc>
       </w:tr>
@@ -1763,7 +1956,7 @@
 </file>
 
 <file path=word/numbering.xml><?xml version="1.0" encoding="utf-8"?>
-<w:numbering xmlns:wpc="http://schemas.microsoft.com/office/word/2010/wordprocessingCanvas" xmlns:cx="http://schemas.microsoft.com/office/drawing/2014/chartex" xmlns:cx1="http://schemas.microsoft.com/office/drawing/2015/9/8/chartex" xmlns:cx2="http://schemas.microsoft.com/office/drawing/2015/10/21/chartex" xmlns:cx3="http://schemas.microsoft.com/office/drawing/2016/5/9/chartex" xmlns:cx4="http://schemas.microsoft.com/office/drawing/2016/5/10/chartex" xmlns:cx5="http://schemas.microsoft.com/office/drawing/2016/5/11/chartex" xmlns:cx6="http://schemas.microsoft.com/office/drawing/2016/5/12/chartex" xmlns:cx7="http://schemas.microsoft.com/office/drawing/2016/5/13/chartex" xmlns:cx8="http://schemas.microsoft.com/office/drawing/2016/5/14/chartex" xmlns:mc="http://schemas.openxmlformats.org/markup-compatibility/2006" xmlns:aink="http://schemas.microsoft.com/office/drawing/2016/ink" xmlns:am3d="http://schemas.microsoft.com/office/drawing/2017/model3d" xmlns:o="urn:schemas-microsoft-com:office:office" xmlns:r="http://schemas.openxmlformats.org/officeDocument/2006/relationships" xmlns:m="http://schemas.openxmlformats.org/officeDocument/2006/math" xmlns:v="urn:schemas-microsoft-com:vml" xmlns:wp14="http://schemas.microsoft.com/office/word/2010/wordprocessingDrawing" xmlns:wp="http://schemas.openxmlformats.org/drawingml/2006/wordprocessingDrawing" xmlns:w10="urn:schemas-microsoft-com:office:word" xmlns:w="http://schemas.openxmlformats.org/wordprocessingml/2006/main" xmlns:w14="http://schemas.microsoft.com/office/word/2010/wordml" xmlns:w15="http://schemas.microsoft.com/office/word/2012/wordml" xmlns:w16cex="http://schemas.microsoft.com/office/word/2018/wordml/cex" xmlns:w16cid="http://schemas.microsoft.com/office/word/2016/wordml/cid" xmlns:w16="http://schemas.microsoft.com/office/word/2018/wordml" xmlns:w16se="http://schemas.microsoft.com/office/word/2015/wordml/symex" xmlns:wpg="http://schemas.microsoft.com/office/word/2010/wordprocessingGroup" xmlns:wpi="http://schemas.microsoft.com/office/word/2010/wordprocessingInk" xmlns:wne="http://schemas.microsoft.com/office/word/2006/wordml" xmlns:wps="http://schemas.microsoft.com/office/word/2010/wordprocessingShape" mc:Ignorable="w14 w15 w16se w16cid w16 w16cex wp14">
+<w:numbering xmlns:wpc="http://schemas.microsoft.com/office/word/2010/wordprocessingCanvas" xmlns:cx="http://schemas.microsoft.com/office/drawing/2014/chartex" xmlns:cx1="http://schemas.microsoft.com/office/drawing/2015/9/8/chartex" xmlns:cx2="http://schemas.microsoft.com/office/drawing/2015/10/21/chartex" xmlns:cx3="http://schemas.microsoft.com/office/drawing/2016/5/9/chartex" xmlns:cx4="http://schemas.microsoft.com/office/drawing/2016/5/10/chartex" xmlns:cx5="http://schemas.microsoft.com/office/drawing/2016/5/11/chartex" xmlns:cx6="http://schemas.microsoft.com/office/drawing/2016/5/12/chartex" xmlns:cx7="http://schemas.microsoft.com/office/drawing/2016/5/13/chartex" xmlns:cx8="http://schemas.microsoft.com/office/drawing/2016/5/14/chartex" xmlns:mc="http://schemas.openxmlformats.org/markup-compatibility/2006" xmlns:aink="http://schemas.microsoft.com/office/drawing/2016/ink" xmlns:am3d="http://schemas.microsoft.com/office/drawing/2017/model3d" xmlns:o="urn:schemas-microsoft-com:office:office" xmlns:oel="http://schemas.microsoft.com/office/2019/extlst" xmlns:r="http://schemas.openxmlformats.org/officeDocument/2006/relationships" xmlns:m="http://schemas.openxmlformats.org/officeDocument/2006/math" xmlns:v="urn:schemas-microsoft-com:vml" xmlns:wp14="http://schemas.microsoft.com/office/word/2010/wordprocessingDrawing" xmlns:wp="http://schemas.openxmlformats.org/drawingml/2006/wordprocessingDrawing" xmlns:w10="urn:schemas-microsoft-com:office:word" xmlns:w="http://schemas.openxmlformats.org/wordprocessingml/2006/main" xmlns:w14="http://schemas.microsoft.com/office/word/2010/wordml" xmlns:w15="http://schemas.microsoft.com/office/word/2012/wordml" xmlns:w16cex="http://schemas.microsoft.com/office/word/2018/wordml/cex" xmlns:w16cid="http://schemas.microsoft.com/office/word/2016/wordml/cid" xmlns:w16="http://schemas.microsoft.com/office/word/2018/wordml" xmlns:w16du="http://schemas.microsoft.com/office/word/2023/wordml/word16du" xmlns:w16sdtdh="http://schemas.microsoft.com/office/word/2020/wordml/sdtdatahash" xmlns:w16sdtfl="http://schemas.microsoft.com/office/word/2024/wordml/sdtformatlock" xmlns:w16se="http://schemas.microsoft.com/office/word/2015/wordml/symex" xmlns:wpg="http://schemas.microsoft.com/office/word/2010/wordprocessingGroup" xmlns:wpi="http://schemas.microsoft.com/office/word/2010/wordprocessingInk" xmlns:wne="http://schemas.microsoft.com/office/word/2006/wordml" xmlns:wps="http://schemas.microsoft.com/office/word/2010/wordprocessingShape" mc:Ignorable="w14 w15 w16se w16cid w16 w16cex w16sdtdh w16sdtfl w16du wp14">
   <w:abstractNum w:abstractNumId="0" w15:restartNumberingAfterBreak="0">
     <w:nsid w:val="31097501"/>
     <w:multiLevelType w:val="multilevel"/>
@@ -1877,14 +2070,14 @@
       </w:rPr>
     </w:lvl>
   </w:abstractNum>
-  <w:num w:numId="1">
+  <w:num w:numId="1" w16cid:durableId="561185471">
     <w:abstractNumId w:val="0"/>
   </w:num>
 </w:numbering>
 </file>
 
 <file path=word/styles.xml><?xml version="1.0" encoding="utf-8"?>
-<w:styles xmlns:mc="http://schemas.openxmlformats.org/markup-compatibility/2006" xmlns:r="http://schemas.openxmlformats.org/officeDocument/2006/relationships" xmlns:w="http://schemas.openxmlformats.org/wordprocessingml/2006/main" xmlns:w14="http://schemas.microsoft.com/office/word/2010/wordml" xmlns:w15="http://schemas.microsoft.com/office/word/2012/wordml" xmlns:w16cex="http://schemas.microsoft.com/office/word/2018/wordml/cex" xmlns:w16cid="http://schemas.microsoft.com/office/word/2016/wordml/cid" xmlns:w16="http://schemas.microsoft.com/office/word/2018/wordml" xmlns:w16se="http://schemas.microsoft.com/office/word/2015/wordml/symex" mc:Ignorable="w14 w15 w16se w16cid w16 w16cex">
+<w:styles xmlns:mc="http://schemas.openxmlformats.org/markup-compatibility/2006" xmlns:r="http://schemas.openxmlformats.org/officeDocument/2006/relationships" xmlns:w="http://schemas.openxmlformats.org/wordprocessingml/2006/main" xmlns:w14="http://schemas.microsoft.com/office/word/2010/wordml" xmlns:w15="http://schemas.microsoft.com/office/word/2012/wordml" xmlns:w16cex="http://schemas.microsoft.com/office/word/2018/wordml/cex" xmlns:w16cid="http://schemas.microsoft.com/office/word/2016/wordml/cid" xmlns:w16="http://schemas.microsoft.com/office/word/2018/wordml" xmlns:w16du="http://schemas.microsoft.com/office/word/2023/wordml/word16du" xmlns:w16sdtdh="http://schemas.microsoft.com/office/word/2020/wordml/sdtdatahash" xmlns:w16sdtfl="http://schemas.microsoft.com/office/word/2024/wordml/sdtformatlock" xmlns:w16se="http://schemas.microsoft.com/office/word/2015/wordml/symex" mc:Ignorable="w14 w15 w16se w16cid w16 w16cex w16sdtdh w16sdtfl w16du">
   <w:docDefaults>
     <w:rPrDefault>
       <w:rPr>
@@ -2520,9 +2713,7 @@
       <w:tblStyleRowBandSize w:val="1"/>
       <w:tblStyleColBandSize w:val="1"/>
       <w:tblCellMar>
-        <w:top w:w="0" w:type="dxa"/>
         <w:left w:w="70" w:type="dxa"/>
-        <w:bottom w:w="0" w:type="dxa"/>
         <w:right w:w="70" w:type="dxa"/>
       </w:tblCellMar>
     </w:tblPr>
@@ -2533,9 +2724,7 @@
       <w:tblStyleRowBandSize w:val="1"/>
       <w:tblStyleColBandSize w:val="1"/>
       <w:tblCellMar>
-        <w:top w:w="0" w:type="dxa"/>
         <w:left w:w="70" w:type="dxa"/>
-        <w:bottom w:w="0" w:type="dxa"/>
         <w:right w:w="70" w:type="dxa"/>
       </w:tblCellMar>
     </w:tblPr>
@@ -2546,9 +2735,7 @@
       <w:tblStyleRowBandSize w:val="1"/>
       <w:tblStyleColBandSize w:val="1"/>
       <w:tblCellMar>
-        <w:top w:w="0" w:type="dxa"/>
         <w:left w:w="70" w:type="dxa"/>
-        <w:bottom w:w="0" w:type="dxa"/>
         <w:right w:w="70" w:type="dxa"/>
       </w:tblCellMar>
     </w:tblPr>
@@ -2559,9 +2746,7 @@
       <w:tblStyleRowBandSize w:val="1"/>
       <w:tblStyleColBandSize w:val="1"/>
       <w:tblCellMar>
-        <w:top w:w="0" w:type="dxa"/>
         <w:left w:w="70" w:type="dxa"/>
-        <w:bottom w:w="0" w:type="dxa"/>
         <w:right w:w="70" w:type="dxa"/>
       </w:tblCellMar>
     </w:tblPr>
@@ -2572,9 +2757,7 @@
       <w:tblStyleRowBandSize w:val="1"/>
       <w:tblStyleColBandSize w:val="1"/>
       <w:tblCellMar>
-        <w:top w:w="0" w:type="dxa"/>
         <w:left w:w="70" w:type="dxa"/>
-        <w:bottom w:w="0" w:type="dxa"/>
         <w:right w:w="70" w:type="dxa"/>
       </w:tblCellMar>
     </w:tblPr>
@@ -2585,9 +2768,7 @@
       <w:tblStyleRowBandSize w:val="1"/>
       <w:tblStyleColBandSize w:val="1"/>
       <w:tblCellMar>
-        <w:top w:w="0" w:type="dxa"/>
         <w:left w:w="108" w:type="dxa"/>
-        <w:bottom w:w="0" w:type="dxa"/>
         <w:right w:w="108" w:type="dxa"/>
       </w:tblCellMar>
     </w:tblPr>
@@ -2617,9 +2798,7 @@
       <w:tblStyleRowBandSize w:val="1"/>
       <w:tblStyleColBandSize w:val="1"/>
       <w:tblCellMar>
-        <w:top w:w="0" w:type="dxa"/>
         <w:left w:w="70" w:type="dxa"/>
-        <w:bottom w:w="0" w:type="dxa"/>
         <w:right w:w="70" w:type="dxa"/>
       </w:tblCellMar>
     </w:tblPr>
@@ -2630,9 +2809,7 @@
       <w:tblStyleRowBandSize w:val="1"/>
       <w:tblStyleColBandSize w:val="1"/>
       <w:tblCellMar>
-        <w:top w:w="0" w:type="dxa"/>
         <w:left w:w="70" w:type="dxa"/>
-        <w:bottom w:w="0" w:type="dxa"/>
         <w:right w:w="70" w:type="dxa"/>
       </w:tblCellMar>
     </w:tblPr>
@@ -2643,9 +2820,7 @@
       <w:tblStyleRowBandSize w:val="1"/>
       <w:tblStyleColBandSize w:val="1"/>
       <w:tblCellMar>
-        <w:top w:w="0" w:type="dxa"/>
         <w:left w:w="70" w:type="dxa"/>
-        <w:bottom w:w="0" w:type="dxa"/>
         <w:right w:w="70" w:type="dxa"/>
       </w:tblCellMar>
     </w:tblPr>
@@ -2656,9 +2831,7 @@
       <w:tblStyleRowBandSize w:val="1"/>
       <w:tblStyleColBandSize w:val="1"/>
       <w:tblCellMar>
-        <w:top w:w="0" w:type="dxa"/>
         <w:left w:w="108" w:type="dxa"/>
-        <w:bottom w:w="0" w:type="dxa"/>
         <w:right w:w="108" w:type="dxa"/>
       </w:tblCellMar>
     </w:tblPr>
